--- a/downloads/rooms/t05-l02-progressive-keeps-one-call-per-free-agent.docx
+++ b/downloads/rooms/t05-l02-progressive-keeps-one-call-per-free-agent.docx
@@ -44,7 +44,7 @@
     </w:p>
     <w:p>
       <w:r>
-        <w:t>confirm. Five9 publishes both 'one customer per available agent' and 'adaptively control dialing pace' for progressive. This lab does not know which sentence the current build implements.. last checked 2026-10.</w:t>
+        <w:t>confirm. Five9 publishes both 'one customer per available agent' and 'adaptively control dialing pace' for progressive. This lab does not know which sentence the current build implements. last checked 2026-10.</w:t>
       </w:r>
     </w:p>
   </w:body>
